--- a/Software_Testing_Assignment_Module1.docx
+++ b/Software_Testing_Assignment_Module1.docx
@@ -1123,12 +1123,16 @@
       <w:pPr>
         <w:rPr/>
       </w:pPr>
-      <w:r>
-        <w:rPr>
-          <w:rtl w:val="0"/>
-        </w:rPr>
-        <w:t xml:space="preserve">https://github.com/patelkhushbu2601-svg/Software-Testing/blob/main/uecase-1.drawio</w:t>
-      </w:r>
+      <w:hyperlink r:id="rId6">
+        <w:r>
+          <w:rPr>
+            <w:color w:val="1155cc"/>
+            <w:u w:val="single"/>
+            <w:rtl w:val="0"/>
+          </w:rPr>
+          <w:t xml:space="preserve">Link</w:t>
+        </w:r>
+      </w:hyperlink>
       <w:r>
         <w:rPr>
           <w:rtl w:val="0"/>
@@ -1153,12 +1157,16 @@
       <w:pPr>
         <w:rPr/>
       </w:pPr>
-      <w:r>
-        <w:rPr>
-          <w:rtl w:val="0"/>
-        </w:rPr>
-        <w:t xml:space="preserve">https://github.com/patelkhushbu2601-svg/Software-Testing/blob/main/usecase-2.drawio</w:t>
-      </w:r>
+      <w:hyperlink r:id="rId7">
+        <w:r>
+          <w:rPr>
+            <w:color w:val="1155cc"/>
+            <w:u w:val="single"/>
+            <w:rtl w:val="0"/>
+          </w:rPr>
+          <w:t xml:space="preserve">Link</w:t>
+        </w:r>
+      </w:hyperlink>
       <w:r>
         <w:rPr>
           <w:rtl w:val="0"/>
@@ -1183,12 +1191,16 @@
       <w:pPr>
         <w:rPr/>
       </w:pPr>
-      <w:r>
-        <w:rPr>
-          <w:rtl w:val="0"/>
-        </w:rPr>
-        <w:t xml:space="preserve">https://github.com/patelkhushbu2601-svg/Software-Testing/blob/main/usecase-3.drawio</w:t>
-      </w:r>
+      <w:hyperlink r:id="rId8">
+        <w:r>
+          <w:rPr>
+            <w:color w:val="1155cc"/>
+            <w:u w:val="single"/>
+            <w:rtl w:val="0"/>
+          </w:rPr>
+          <w:t xml:space="preserve">Link</w:t>
+        </w:r>
+      </w:hyperlink>
       <w:r>
         <w:rPr>
           <w:rtl w:val="0"/>
